--- a/Hợp đồng lao động/file/Bắc đảo/Bàn giao xe mới 100%/bien-ban-giao-nhan-tai-san.docx
+++ b/Hợp đồng lao động/file/Bắc đảo/Bàn giao xe mới 100%/bien-ban-giao-nhan-tai-san.docx
@@ -82,7 +82,14 @@
           <w:sz w:val="28"/>
           <w:szCs w:val="28"/>
         </w:rPr>
-        <w:t xml:space="preserve"> 29</w:t>
+        <w:t xml:space="preserve"> </w:t>
+      </w:r>
+      <w:r>
+        <w:rPr>
+          <w:sz w:val="28"/>
+          <w:szCs w:val="28"/>
+        </w:rPr>
+        <w:t>…</w:t>
       </w:r>
       <w:r>
         <w:rPr>
@@ -96,7 +103,7 @@
           <w:sz w:val="28"/>
           <w:szCs w:val="28"/>
         </w:rPr>
-        <w:t>01</w:t>
+        <w:t>…</w:t>
       </w:r>
       <w:r>
         <w:rPr>
@@ -259,14 +266,7 @@
           <w:szCs w:val="28"/>
         </w:rPr>
         <w:br/>
-        <w:t>Điện thoại</w:t>
-      </w:r>
-      <w:r>
-        <w:rPr>
-          <w:sz w:val="28"/>
-          <w:szCs w:val="28"/>
-        </w:rPr>
-        <w:t>: 0912 735 531</w:t>
+        <w:t>Điện thoại: 0912 735 531</w:t>
       </w:r>
     </w:p>
     <w:p>
@@ -380,8 +380,8 @@
         <w:tblLook w:val="04A0" w:firstRow="1" w:lastRow="0" w:firstColumn="1" w:lastColumn="0" w:noHBand="0" w:noVBand="1"/>
       </w:tblPr>
       <w:tblGrid>
-        <w:gridCol w:w="4493"/>
-        <w:gridCol w:w="4534"/>
+        <w:gridCol w:w="4507"/>
+        <w:gridCol w:w="4520"/>
       </w:tblGrid>
       <w:tr>
         <w:tc>
@@ -411,7 +411,7 @@
                 <w:sz w:val="28"/>
                 <w:szCs w:val="28"/>
               </w:rPr>
-              <w:t>0912 735 531</w:t>
+              <w:t>0385184721</w:t>
             </w:r>
             <w:r>
               <w:rPr>
@@ -452,7 +452,7 @@
                 <w:sz w:val="28"/>
                 <w:szCs w:val="28"/>
               </w:rPr>
-              <w:t>096207011517</w:t>
+              <w:t>054087005137</w:t>
             </w:r>
           </w:p>
         </w:tc>
@@ -1565,7 +1565,7 @@
           <w:sz w:val="28"/>
           <w:szCs w:val="28"/>
         </w:rPr>
-        <w:t>29</w:t>
+        <w:t>…</w:t>
       </w:r>
       <w:r>
         <w:rPr>
@@ -1579,7 +1579,7 @@
           <w:sz w:val="28"/>
           <w:szCs w:val="28"/>
         </w:rPr>
-        <w:t>01</w:t>
+        <w:t>…</w:t>
       </w:r>
       <w:r>
         <w:rPr>
@@ -1593,14 +1593,7 @@
           <w:sz w:val="28"/>
           <w:szCs w:val="28"/>
         </w:rPr>
-        <w:t>2026</w:t>
-      </w:r>
-      <w:r>
-        <w:rPr>
-          <w:sz w:val="28"/>
-          <w:szCs w:val="28"/>
-        </w:rPr>
-        <w:t xml:space="preserve"> </w:t>
+        <w:t xml:space="preserve">2026 </w:t>
       </w:r>
       <w:r>
         <w:rPr>
